--- a/papers/_sources/rope_theory_of_cosmology.docx
+++ b/papers/_sources/rope_theory_of_cosmology.docx
@@ -61,23 +61,6 @@
           <w:szCs w:val="20"/>
         </w:rPr>
         <w:t xml:space="preserve">Global Networking Practice, NTT DATA, Charlotte, NC  ·  palmer100@gmail.com</w:t>
-      </w:r>
-    </w:p>
-    <w:p>
-      <w:pPr>
-        <w:spacing w:after="120" w:before="0" w:line="276"/>
-        <w:jc w:val="center"/>
-      </w:pPr>
-      <w:r>
-        <w:rPr>
-          <w:rFonts w:ascii="Times New Roman" w:cs="Times New Roman" w:eastAsia="Times New Roman" w:hAnsi="Times New Roman"/>
-          <w:i/>
-          <w:iCs/>
-          <w:color w:val="666666"/>
-          <w:sz w:val="18"/>
-          <w:szCs w:val="18"/>
-        </w:rPr>
-        <w:t xml:space="preserve">Programme credit: the core Rope Hypothesis is due to Bill Gaede; this work develops and formalises it.</w:t>
       </w:r>
     </w:p>
     <w:p>
@@ -4775,6 +4758,7 @@
         <w:t xml:space="preserve">This paper establishes a conceptual and structural framework for a cosmological sector within the Rope Programme. It defines the cosmological state of the rope medium, enumerates candidate mechanisms for expansion, dark energy, and inflation together with their distinguishing signatures, extends the configuration-entropy account to cosmic scales, and states explicit falsification conditions. It does NOT derive the expansion history or explain dark energy, inflation, the CMB, or nucleosynthesis; for those, the honest status is well-posed open problems, labelled as such. Its one piece of genuine present scientific content is the conditional but falsifiable link between tension-driven expansion and the correlated cosmic drift of α and G — a prediction that ties the cosmological sector to precision bounds that already exist. Quantitative comparison with cosmological observations is reserved for future work; the contribution here is to pose the cosmological questions in rope-medium terms precisely enough that such comparison, and such refutation, becomes possible.</w:t>
       </w:r>
     </w:p>
+    <w:p/>
     <w:p>
       <w:pPr>
         <w:spacing w:after="80"/>
@@ -4787,21 +4771,10 @@
         <w:t xml:space="preserve"/>
       </w:r>
     </w:p>
-    <w:p>
-      <w:pPr>
-        <w:spacing w:after="160" w:before="0" w:line="276"/>
-        <w:jc w:val="both"/>
-      </w:pPr>
-      <w:r>
-        <w:rPr>
-          <w:rFonts w:ascii="Times New Roman" w:cs="Times New Roman" w:eastAsia="Times New Roman" w:hAnsi="Times New Roman"/>
-          <w:i/>
-          <w:iCs/>
-          <w:color w:val="666666"/>
-          <w:sz w:val="20"/>
-          <w:szCs w:val="20"/>
-        </w:rPr>
-        <w:t xml:space="preserve">Programme credit: the core Rope Hypothesis is due to Bill Gaede. Computational collaboration and drafting by Claude (Anthropic). Correspondence to palmer100@gmail.com.</w:t>
+    <w:p/>
+    <w:p>
+      <w:r>
+        <w:t>Programme credit: the core Rope Hypothesis is due to Bill Gaede; this work develops and formalises it. Computational collaboration and drafting by Claude (Anthropic). Correspondence to palmer100@gmail.com.</w:t>
       </w:r>
     </w:p>
     <w:sectPr>

--- a/papers/_sources/rope_theory_of_cosmology.docx
+++ b/papers/_sources/rope_theory_of_cosmology.docx
@@ -2560,12 +2560,7 @@
         <w:jc w:val="both"/>
       </w:pPr>
       <w:r>
-        <w:rPr>
-          <w:rFonts w:ascii="Times New Roman" w:cs="Times New Roman" w:eastAsia="Times New Roman" w:hAnsi="Times New Roman"/>
-          <w:sz w:val="24"/>
-          <w:szCs w:val="24"/>
-        </w:rPr>
-        <w:t xml:space="preserve">Black holes: extreme-tension configurations; their cosmic population and entropy connect to §6 (and to the still-open Bekenstein–Hawking derivation).</w:t>
+        <w:t>Black holes: tension-EXHAUSTION configurations (the horizon is the T -&gt; 0 surface of the derived medium dictionary; corrected at GRV-034); their cosmic population and entropy connect to §6 (and to the still-open Bekenstein–Hawking derivation).</w:t>
       </w:r>
     </w:p>
     <w:p>

--- a/papers/_sources/rope_theory_of_cosmology.docx
+++ b/papers/_sources/rope_theory_of_cosmology.docx
@@ -2560,7 +2560,7 @@
         <w:jc w:val="both"/>
       </w:pPr>
       <w:r>
-        <w:t>Black holes: tension-EXHAUSTION configurations (the horizon is the T -&gt; 0 surface of the derived medium dictionary; corrected at GRV-034); their cosmic population and entropy connect to §6 (and to the still-open Bekenstein–Hawking derivation).</w:t>
+        <w:t>Black holes: tension-EXHAUSTION configurations (the horizon is the T -&gt; 0 surface of the derived medium dictionary; corrected at GRV-034); their cosmic population and entropy connect to §6 (and to the still-open Bekenstein–Hawking derivation). Status after the v2.2.8 whisper arc: the entropy FORM is derived (S ~ A/a^2 on the one-way reconnection count over a derived Rindler shell, meeting the Planck-length identification of GRV-007 -- GRV-037/038); the temperature emerges from accretion-powered reconnection noise at 1.3 times kappa/2pi (GRV-043, offset unexplained); the 1/4 coefficient remains open, and steady evaporation of isolated holes is a registered divergence (GRV-039).</w:t>
       </w:r>
     </w:p>
     <w:p>

--- a/papers/_sources/rope_theory_of_cosmology.docx
+++ b/papers/_sources/rope_theory_of_cosmology.docx
@@ -45,7 +45,7 @@
           <w:sz w:val="22"/>
           <w:szCs w:val="22"/>
         </w:rPr>
-        <w:t xml:space="preserve">Mark Palmer  ·  with computational collaboration by Claude (Anthropic)</w:t>
+        <w:t xml:space="preserve">Mark Palmer · with computational collaboration by Claude (Anthropic)</w:t>
       </w:r>
     </w:p>
     <w:p>
@@ -60,7 +60,7 @@
           <w:sz w:val="20"/>
           <w:szCs w:val="20"/>
         </w:rPr>
-        <w:t xml:space="preserve">Global Networking Practice, NTT DATA, Charlotte, NC  ·  palmer100@gmail.com</w:t>
+        <w:t xml:space="preserve">Charlotte, NC · palmer100@gmail.com</w:t>
       </w:r>
     </w:p>
     <w:p>

--- a/papers/_sources/rope_theory_of_cosmology.docx
+++ b/papers/_sources/rope_theory_of_cosmology.docx
@@ -88,6 +88,20 @@
           <w:szCs w:val="22"/>
         </w:rPr>
         <w:t xml:space="preserve"/>
+      </w:r>
+    </w:p>
+    <w:p>
+      <w:pPr>
+        <w:spacing w:after="160" w:before="0" w:line="276"/>
+        <w:jc w:val="both"/>
+      </w:pPr>
+      <w:r>
+        <w:rPr>
+          <w:rFonts w:ascii="Times New Roman" w:cs="Times New Roman" w:eastAsia="Times New Roman" w:hAnsi="Times New Roman"/>
+          <w:sz w:val="24"/>
+          <w:szCs w:val="24"/>
+        </w:rPr>
+        <w:t xml:space="preserve">Naming note (5 September 2026). This programme is now the Mesh Programme and the theory it develops the mesh framework; 'the rope framework' in earlier revisions reads 'the mesh framework'. 'Rope' remains the name of the two-strand wound object, and the Rope Hypothesis credited to Bill Gaede keeps its name. Identifiers (repository, rope_solver, file names, claim IDs) are unchanged.</w:t>
       </w:r>
     </w:p>
     <w:p>
@@ -118,7 +132,7 @@
           <w:sz w:val="24"/>
           <w:szCs w:val="24"/>
         </w:rPr>
-        <w:t xml:space="preserve">This paper develops the cosmological sector of the Rope Programme. Prior papers describe local physics — electromagnetism, gravity, particle masses, chemistry, thermodynamics, and galactic dynamics — but none addresses the large-scale evolution of the rope medium itself. We establish a cosmological framework: the state variables of a cosmological rope network, candidate microscopic meanings of expansion, conservation laws, and a configuration-entropy account of cosmic evolution. We are explicit from the outset that this is a FRAMEWORK paper, not a results paper: for the classic cosmological problems — dark energy, inflation, the CMB, nucleosynthesis — the honest current status of the rope medium is a set of candidate mechanisms, none yet derived, and we label them as such rather than claiming explanations. The paper’s substantive contribution is threefold: (i) it poses the cosmological questions in well-defined rope-medium terms; (ii) it identifies what observations would falsify the picture; and (iii) it shows that if cosmic expansion corresponds to relaxation of rope tension, the programme’s existing prediction of correlated α–G variation becomes a COSMOLOGICAL prediction — a genuine, and genuinely risky, testable consequence. Quantitative comparison with cosmological data is reserved for future work.</w:t>
+        <w:t xml:space="preserve">This paper develops the cosmological sector of the Mesh Programme. Prior papers describe local physics — electromagnetism, gravity, particle masses, chemistry, thermodynamics, and galactic dynamics — but none addresses the large-scale evolution of the rope medium itself. We establish a cosmological framework: the state variables of a cosmological rope network, candidate microscopic meanings of expansion, conservation laws, and a configuration-entropy account of cosmic evolution. We are explicit from the outset that this is a FRAMEWORK paper, not a results paper: for the classic cosmological problems — dark energy, inflation, the CMB, nucleosynthesis — the honest current status of the rope medium is a set of candidate mechanisms, none yet derived, and we label them as such rather than claiming explanations. The paper’s substantive contribution is threefold: (i) it poses the cosmological questions in well-defined rope-medium terms; (ii) it identifies what observations would falsify the picture; and (iii) it shows that if cosmic expansion corresponds to relaxation of rope tension, the programme’s existing prediction of correlated α–G variation becomes a COSMOLOGICAL prediction — a genuine, and genuinely risky, testable consequence. Quantitative comparison with cosmological data is reserved for future work.</w:t>
       </w:r>
     </w:p>
     <w:p>
@@ -279,7 +293,7 @@
           <w:sz w:val="24"/>
           <w:szCs w:val="24"/>
         </w:rPr>
-        <w:t xml:space="preserve">The Rope Programme has developed foundations for ontology, particle physics, gravity, electromagnetism, and — most recently — the thermodynamics and statistical mechanics of the rope medium. One foundational layer remains: cosmology, the large-scale evolution of the rope network itself. A theory that proposes the substrate of spacetime is, in a sense, obligated to say something about how that substrate evolves on the largest scales — or at least to pose the question precisely and say honestly what it can and cannot yet answer.</w:t>
+        <w:t xml:space="preserve">The Mesh Programme has developed foundations for ontology, particle physics, gravity, electromagnetism, and — most recently — the thermodynamics and statistical mechanics of the rope medium. One foundational layer remains: cosmology, the large-scale evolution of the rope network itself. A theory that proposes the substrate of spacetime is, in a sense, obligated to say something about how that substrate evolves on the largest scales — or at least to pose the question precisely and say honestly what it can and cannot yet answer.</w:t>
       </w:r>
     </w:p>
     <w:p>
@@ -1339,7 +1353,7 @@
           <w:sz w:val="24"/>
           <w:szCs w:val="24"/>
         </w:rPr>
-        <w:t xml:space="preserve">This framing has a useful consequence. The observed low entropy of the early universe becomes, in rope language, a statement that the initial network occupied a SMALL-degeneracy configuration — a highly ordered or highly constrained network. Section 10 takes up what such an initial state might be. We claim no derivation of the early low-entropy condition; we note only that the rope framework restates the puzzle in configuration-counting terms rather than dissolving it.</w:t>
+        <w:t xml:space="preserve">This framing has a useful consequence. The observed low entropy of the early universe becomes, in rope language, a statement that the initial network occupied a SMALL-degeneracy configuration — a highly ordered or highly constrained network. Section 10 takes up what such an initial state might be. We claim no derivation of the early low-entropy condition; we note only that the mesh framework restates the puzzle in configuration-counting terms rather than dissolving it.</w:t>
       </w:r>
     </w:p>
     <w:p>
@@ -2075,7 +2089,7 @@
           <w:sz w:val="24"/>
           <w:szCs w:val="24"/>
         </w:rPr>
-        <w:t xml:space="preserve">The rope framework reframes the initial-conditions question. Instead of asking what exploded, it asks what the initial rope network looked like. This is a more tractable question because it is about a configuration, not an event. We consider candidate initial networks:</w:t>
+        <w:t xml:space="preserve">The mesh framework reframes the initial-conditions question. Instead of asking what exploded, it asks what the initial rope network looked like. This is a more tractable question because it is about a configuration, not an event. We consider candidate initial networks:</w:t>
       </w:r>
     </w:p>
     <w:p>
@@ -2277,7 +2291,7 @@
           <w:rFonts w:ascii="Times New Roman" w:hAnsi="Times New Roman"/>
           <w:sz w:val="24"/>
         </w:rPr>
-        <w:t xml:space="preserve">The make-or-break problem: entropy. Standard oscillating universes fail on the second law: configuration entropy S = k ln|C| accumulates each cycle, so the cycles cannot have run for infinite past time (they would lengthen and degrade without bound). The rope framework has a distinctive — but unproven — potential escape. If the collapse to a single maximal-tension black-hole configuration is a LOW-degeneracy state (small |C|), then the bounce could RESET the configuration entropy rather than accumulate it. Whether compression genuinely lowers |C| is a concrete, in-principle-calculable question, and it is the hinge on which the whole cyclic picture turns:</w:t>
+        <w:t xml:space="preserve">The make-or-break problem: entropy. Standard oscillating universes fail on the second law: configuration entropy S = k ln|C| accumulates each cycle, so the cycles cannot have run for infinite past time (they would lengthen and degrade without bound). The mesh framework has a distinctive — but unproven — potential escape. If the collapse to a single maximal-tension black-hole configuration is a LOW-degeneracy state (small |C|), then the bounce could RESET the configuration entropy rather than accumulate it. Whether compression genuinely lowers |C| is a concrete, in-principle-calculable question, and it is the hinge on which the whole cyclic picture turns:</w:t>
       </w:r>
     </w:p>
     <w:p>
@@ -2389,7 +2403,7 @@
           <w:sz w:val="24"/>
           <w:szCs w:val="24"/>
         </w:rPr>
-        <w:t xml:space="preserve">This is deliberately modest: BBN is a place where the rope framework must eventually MATCH a precise known result, and matching it quantitatively is future work. Naming the prerequisite conditions is the appropriate first step, and flags BBN as a strong potential FALSIFIER — if the rope medium cannot support the required sequence of conditions, that is evidence against the framework (see §16).</w:t>
+        <w:t xml:space="preserve">This is deliberately modest: BBN is a place where the mesh framework must eventually MATCH a precise known result, and matching it quantitatively is future work. Naming the prerequisite conditions is the appropriate first step, and flags BBN as a strong potential FALSIFIER — if the rope medium cannot support the required sequence of conditions, that is evidence against the framework (see §16).</w:t>
       </w:r>
     </w:p>
     <w:p>
@@ -4750,7 +4764,7 @@
           <w:sz w:val="24"/>
           <w:szCs w:val="24"/>
         </w:rPr>
-        <w:t xml:space="preserve">This paper establishes a conceptual and structural framework for a cosmological sector within the Rope Programme. It defines the cosmological state of the rope medium, enumerates candidate mechanisms for expansion, dark energy, and inflation together with their distinguishing signatures, extends the configuration-entropy account to cosmic scales, and states explicit falsification conditions. It does NOT derive the expansion history or explain dark energy, inflation, the CMB, or nucleosynthesis; for those, the honest status is well-posed open problems, labelled as such. Its one piece of genuine present scientific content is the conditional but falsifiable link between tension-driven expansion and the correlated cosmic drift of α and G — a prediction that ties the cosmological sector to precision bounds that already exist. Quantitative comparison with cosmological observations is reserved for future work; the contribution here is to pose the cosmological questions in rope-medium terms precisely enough that such comparison, and such refutation, becomes possible.</w:t>
+        <w:t xml:space="preserve">This paper establishes a conceptual and structural framework for a cosmological sector within the Mesh Programme. It defines the cosmological state of the rope medium, enumerates candidate mechanisms for expansion, dark energy, and inflation together with their distinguishing signatures, extends the configuration-entropy account to cosmic scales, and states explicit falsification conditions. It does NOT derive the expansion history or explain dark energy, inflation, the CMB, or nucleosynthesis; for those, the honest status is well-posed open problems, labelled as such. Its one piece of genuine present scientific content is the conditional but falsifiable link between tension-driven expansion and the correlated cosmic drift of α and G — a prediction that ties the cosmological sector to precision bounds that already exist. Quantitative comparison with cosmological observations is reserved for future work; the contribution here is to pose the cosmological questions in rope-medium terms precisely enough that such comparison, and such refutation, becomes possible.</w:t>
       </w:r>
     </w:p>
     <w:p/>
